--- a/docs/prd-docx-v2/品牌网页端/发货管理.docx
+++ b/docs/prd-docx-v2/品牌网页端/发货管理.docx
@@ -1428,7 +1428,7 @@
                 <w:rFonts w:ascii="宋体" w:hAnsi="宋体" w:eastAsia="宋体"/>
                 <w:sz w:val="21"/>
               </w:rPr>
-              <w:t>`mock-data.js`</w:t>
+              <w:t>原型数据</w:t>
             </w:r>
           </w:p>
         </w:tc>
@@ -1458,7 +1458,7 @@
                 <w:rFonts w:ascii="宋体" w:hAnsi="宋体" w:eastAsia="宋体"/>
                 <w:sz w:val="21"/>
               </w:rPr>
-              <w:t>`localStorage.getItem(SHIPMENT_KEY)`</w:t>
+              <w:t>`浏览器本地缓存.getItem(SHIPMENT_KEY)`</w:t>
             </w:r>
           </w:p>
         </w:tc>
@@ -1516,7 +1516,7 @@
                 <w:rFonts w:ascii="宋体" w:hAnsi="宋体" w:eastAsia="宋体"/>
                 <w:sz w:val="21"/>
               </w:rPr>
-              <w:t>`mock-data.js` + 本地存储</w:t>
+              <w:t>`原型数据` + 本地存储</w:t>
             </w:r>
           </w:p>
         </w:tc>
@@ -1560,7 +1560,7 @@
                 <w:rFonts w:ascii="宋体" w:hAnsi="宋体" w:eastAsia="宋体"/>
                 <w:sz w:val="21"/>
               </w:rPr>
-              <w:t>`mock-data.js`</w:t>
+              <w:t>原型数据</w:t>
             </w:r>
           </w:p>
         </w:tc>
@@ -1633,7 +1633,7 @@
           <w:rFonts w:ascii="宋体" w:hAnsi="宋体" w:eastAsia="宋体"/>
           <w:sz w:val="21"/>
         </w:rPr>
-        <w:t>- 已进入"已发货订单"tab。 - `localStorage` 中已存在发货记录，或订单数据中已有发货状态。</w:t>
+        <w:t>- 已进入"已发货订单"tab。 - `浏览器本地缓存` 中已存在发货记录，或订单数据中已有发货状态。</w:t>
       </w:r>
     </w:p>
     <w:p>
@@ -1654,7 +1654,7 @@
           <w:rFonts w:ascii="宋体" w:hAnsi="宋体" w:eastAsia="宋体"/>
           <w:sz w:val="21"/>
         </w:rPr>
-        <w:t>- 页面展示"已发货订单"板块，头部包含：   - 英文标签 `Shipped`   - 中文标题 `已发货订单` - 调用 `renderOrderTable()` 渲染已发货订单列表，第二个参数 `shipped = true`。 - 每条已发货订单展示：   - 订单编号（加粗）   - 服务/商品名称   - 用户名称   - 订单金额   - 状态：已发货   - 收件信息（收件人 / 电话 / 地址）   - 物流公司名称和物流单号</w:t>
+        <w:t>- 页面展示"已发货订单"板块，头部包含：   - 英文标签 `Shipped`   - 中文标题 `已发货订单` - 调用 `页面渲染` 渲染已发货订单列表，第二个参数 `shipped = true`。 - 每条已发货订单展示：   - 订单编号（加粗）   - 服务/商品名称   - 用户名称   - 订单金额   - 状态：已发货   - 收件信息（收件人 / 电话 / 地址）   - 物流公司名称和物流单号</w:t>
       </w:r>
     </w:p>
     <w:p>
@@ -1892,7 +1892,7 @@
           <w:rFonts w:ascii="宋体" w:hAnsi="宋体" w:eastAsia="宋体"/>
           <w:sz w:val="21"/>
         </w:rPr>
-        <w:t>- 当 `renderOrderTable()` 接收到的 `rows` 为空数组时，展示空状态文案：   - `暂无已发货订单` - 空状态区域采用统一的空状态样式（`brand-web-empty`）。</w:t>
+        <w:t>- 当 `页面渲染` 接收到的 `rows` 为空数组时，展示空状态文案：   - `暂无已发货订单` - 空状态区域采用统一的空状态样式（`brand-web-empty`）。</w:t>
       </w:r>
     </w:p>
     <w:p>
